--- a/release/printable/ФОС_Б1.В.05_актуальный.docx
+++ b/release/printable/ФОС_Б1.В.05_актуальный.docx
@@ -30,7 +30,11 @@
         <w:jc w:val="center"/>
       </w:pPr>
       <w:r>
-        <w:t>Дата подготовки: 11 июля 2026 г.</w:t>
+        <w:rPr>
+          <w:rFonts w:ascii="Arial" w:hAnsi="Arial"/>
+          <w:sz w:val="20"/>
+        </w:rPr>
+        <w:t>Дата подготовки: 15 июля 2026 г.</w:t>
       </w:r>
     </w:p>
     <w:p>
@@ -65,6 +69,7 @@
       <w:tr>
         <w:trPr>
           <w:tblHeader w:val="true"/>
+          <w:cantSplit/>
         </w:trPr>
         <w:tc>
           <w:tcPr>
@@ -73,9 +78,14 @@
             <w:vAlign w:val="center"/>
           </w:tcPr>
           <w:p>
+            <w:pPr>
+              <w:spacing w:before="0" w:after="0"/>
+            </w:pPr>
             <w:r>
               <w:rPr>
+                <w:rFonts w:ascii="Arial" w:hAnsi="Arial"/>
                 <w:b/>
+                <w:sz w:val="18"/>
               </w:rPr>
               <w:t>Оценочное средство</w:t>
             </w:r>
@@ -88,9 +98,14 @@
             <w:vAlign w:val="center"/>
           </w:tcPr>
           <w:p>
+            <w:pPr>
+              <w:spacing w:before="0" w:after="0"/>
+            </w:pPr>
             <w:r>
               <w:rPr>
+                <w:rFonts w:ascii="Arial" w:hAnsi="Arial"/>
                 <w:b/>
+                <w:sz w:val="18"/>
               </w:rPr>
               <w:t>Вес</w:t>
             </w:r>
@@ -100,14 +115,21 @@
       <w:tr>
         <w:trPr>
           <w:cantSplit/>
+          <w:cantSplit/>
         </w:trPr>
         <w:tc>
           <w:tcPr>
             <w:tcW w:type="dxa" w:w="4847"/>
-            <w:vAlign w:val="top"/>
           </w:tcPr>
           <w:p>
+            <w:pPr>
+              <w:spacing w:before="0" w:after="0"/>
+            </w:pPr>
             <w:r>
+              <w:rPr>
+                <w:rFonts w:ascii="Arial" w:hAnsi="Arial"/>
+                <w:sz w:val="18"/>
+              </w:rPr>
               <w:t>ЛР1: EDA, разбиение данных, базовый pipeline</w:t>
             </w:r>
           </w:p>
@@ -115,10 +137,16 @@
         <w:tc>
           <w:tcPr>
             <w:tcW w:type="dxa" w:w="4847"/>
-            <w:vAlign w:val="top"/>
           </w:tcPr>
           <w:p>
+            <w:pPr>
+              <w:spacing w:before="0" w:after="0"/>
+            </w:pPr>
             <w:r>
+              <w:rPr>
+                <w:rFonts w:ascii="Arial" w:hAnsi="Arial"/>
+                <w:sz w:val="18"/>
+              </w:rPr>
               <w:t>8%</w:t>
             </w:r>
           </w:p>
@@ -127,14 +155,21 @@
       <w:tr>
         <w:trPr>
           <w:cantSplit/>
+          <w:cantSplit/>
         </w:trPr>
         <w:tc>
           <w:tcPr>
             <w:tcW w:type="dxa" w:w="4847"/>
-            <w:vAlign w:val="top"/>
           </w:tcPr>
           <w:p>
+            <w:pPr>
+              <w:spacing w:before="0" w:after="0"/>
+            </w:pPr>
             <w:r>
+              <w:rPr>
+                <w:rFonts w:ascii="Arial" w:hAnsi="Arial"/>
+                <w:sz w:val="18"/>
+              </w:rPr>
               <w:t>ЛР2: Метрики, кросс-валидация и дисбаланс классов</w:t>
             </w:r>
           </w:p>
@@ -142,11 +177,17 @@
         <w:tc>
           <w:tcPr>
             <w:tcW w:type="dxa" w:w="4847"/>
-            <w:vAlign w:val="top"/>
           </w:tcPr>
           <w:p>
+            <w:pPr>
+              <w:spacing w:before="0" w:after="0"/>
+            </w:pPr>
             <w:r>
-              <w:t>10%</w:t>
+              <w:rPr>
+                <w:rFonts w:ascii="Arial" w:hAnsi="Arial"/>
+                <w:sz w:val="18"/>
+              </w:rPr>
+              <w:t>8%</w:t>
             </w:r>
           </w:p>
         </w:tc>
@@ -154,14 +195,21 @@
       <w:tr>
         <w:trPr>
           <w:cantSplit/>
+          <w:cantSplit/>
         </w:trPr>
         <w:tc>
           <w:tcPr>
             <w:tcW w:type="dxa" w:w="4847"/>
-            <w:vAlign w:val="top"/>
           </w:tcPr>
           <w:p>
+            <w:pPr>
+              <w:spacing w:before="0" w:after="0"/>
+            </w:pPr>
             <w:r>
+              <w:rPr>
+                <w:rFonts w:ascii="Arial" w:hAnsi="Arial"/>
+                <w:sz w:val="18"/>
+              </w:rPr>
               <w:t>ЛР3: Логистическая регрессия и SVM</w:t>
             </w:r>
           </w:p>
@@ -169,11 +217,17 @@
         <w:tc>
           <w:tcPr>
             <w:tcW w:type="dxa" w:w="4847"/>
-            <w:vAlign w:val="top"/>
           </w:tcPr>
           <w:p>
+            <w:pPr>
+              <w:spacing w:before="0" w:after="0"/>
+            </w:pPr>
             <w:r>
-              <w:t>10%</w:t>
+              <w:rPr>
+                <w:rFonts w:ascii="Arial" w:hAnsi="Arial"/>
+                <w:sz w:val="18"/>
+              </w:rPr>
+              <w:t>8%</w:t>
             </w:r>
           </w:p>
         </w:tc>
@@ -181,14 +235,21 @@
       <w:tr>
         <w:trPr>
           <w:cantSplit/>
+          <w:cantSplit/>
         </w:trPr>
         <w:tc>
           <w:tcPr>
             <w:tcW w:type="dxa" w:w="4847"/>
-            <w:vAlign w:val="top"/>
           </w:tcPr>
           <w:p>
+            <w:pPr>
+              <w:spacing w:before="0" w:after="0"/>
+            </w:pPr>
             <w:r>
+              <w:rPr>
+                <w:rFonts w:ascii="Arial" w:hAnsi="Arial"/>
+                <w:sz w:val="18"/>
+              </w:rPr>
               <w:t>ЛР4: Деревья решений, Random Forest и boosting</w:t>
             </w:r>
           </w:p>
@@ -196,10 +257,136 @@
         <w:tc>
           <w:tcPr>
             <w:tcW w:type="dxa" w:w="4847"/>
-            <w:vAlign w:val="top"/>
           </w:tcPr>
           <w:p>
+            <w:pPr>
+              <w:spacing w:before="0" w:after="0"/>
+            </w:pPr>
             <w:r>
+              <w:rPr>
+                <w:rFonts w:ascii="Arial" w:hAnsi="Arial"/>
+                <w:sz w:val="18"/>
+              </w:rPr>
+              <w:t>8%</w:t>
+            </w:r>
+          </w:p>
+        </w:tc>
+      </w:tr>
+      <w:tr>
+        <w:trPr>
+          <w:cantSplit/>
+          <w:cantSplit/>
+        </w:trPr>
+        <w:tc>
+          <w:tcPr>
+            <w:tcW w:type="dxa" w:w="4847"/>
+          </w:tcPr>
+          <w:p>
+            <w:pPr>
+              <w:spacing w:before="0" w:after="0"/>
+            </w:pPr>
+            <w:r>
+              <w:rPr>
+                <w:rFonts w:ascii="Arial" w:hAnsi="Arial"/>
+                <w:sz w:val="18"/>
+              </w:rPr>
+              <w:t>ЛР5: MLP для классификации табличных данных</w:t>
+            </w:r>
+          </w:p>
+        </w:tc>
+        <w:tc>
+          <w:tcPr>
+            <w:tcW w:type="dxa" w:w="4847"/>
+          </w:tcPr>
+          <w:p>
+            <w:pPr>
+              <w:spacing w:before="0" w:after="0"/>
+            </w:pPr>
+            <w:r>
+              <w:rPr>
+                <w:rFonts w:ascii="Arial" w:hAnsi="Arial"/>
+                <w:sz w:val="18"/>
+              </w:rPr>
+              <w:t>8%</w:t>
+            </w:r>
+          </w:p>
+        </w:tc>
+      </w:tr>
+      <w:tr>
+        <w:trPr>
+          <w:cantSplit/>
+          <w:cantSplit/>
+        </w:trPr>
+        <w:tc>
+          <w:tcPr>
+            <w:tcW w:type="dxa" w:w="4847"/>
+          </w:tcPr>
+          <w:p>
+            <w:pPr>
+              <w:spacing w:before="0" w:after="0"/>
+            </w:pPr>
+            <w:r>
+              <w:rPr>
+                <w:rFonts w:ascii="Arial" w:hAnsi="Arial"/>
+                <w:sz w:val="18"/>
+              </w:rPr>
+              <w:t>ЛР6: CNN и transfer learning для изображений</w:t>
+            </w:r>
+          </w:p>
+        </w:tc>
+        <w:tc>
+          <w:tcPr>
+            <w:tcW w:type="dxa" w:w="4847"/>
+          </w:tcPr>
+          <w:p>
+            <w:pPr>
+              <w:spacing w:before="0" w:after="0"/>
+            </w:pPr>
+            <w:r>
+              <w:rPr>
+                <w:rFonts w:ascii="Arial" w:hAnsi="Arial"/>
+                <w:sz w:val="18"/>
+              </w:rPr>
+              <w:t>8%</w:t>
+            </w:r>
+          </w:p>
+        </w:tc>
+      </w:tr>
+      <w:tr>
+        <w:trPr>
+          <w:cantSplit/>
+          <w:cantSplit/>
+        </w:trPr>
+        <w:tc>
+          <w:tcPr>
+            <w:tcW w:type="dxa" w:w="4847"/>
+          </w:tcPr>
+          <w:p>
+            <w:pPr>
+              <w:spacing w:before="0" w:after="0"/>
+            </w:pPr>
+            <w:r>
+              <w:rPr>
+                <w:rFonts w:ascii="Arial" w:hAnsi="Arial"/>
+                <w:sz w:val="18"/>
+              </w:rPr>
+              <w:t>Текущий и рубежный контроль</w:t>
+            </w:r>
+          </w:p>
+        </w:tc>
+        <w:tc>
+          <w:tcPr>
+            <w:tcW w:type="dxa" w:w="4847"/>
+          </w:tcPr>
+          <w:p>
+            <w:pPr>
+              <w:spacing w:before="0" w:after="0"/>
+            </w:pPr>
+            <w:r>
+              <w:rPr>
+                <w:rFonts w:ascii="Arial" w:hAnsi="Arial"/>
+                <w:sz w:val="18"/>
+              </w:rPr>
               <w:t>12%</w:t>
             </w:r>
           </w:p>
@@ -208,68 +395,21 @@
       <w:tr>
         <w:trPr>
           <w:cantSplit/>
-        </w:trPr>
-        <w:tc>
-          <w:tcPr>
-            <w:tcW w:type="dxa" w:w="4847"/>
-            <w:vAlign w:val="top"/>
-          </w:tcPr>
-          <w:p>
-            <w:r>
-              <w:t>ЛР5: MLP для классификации табличных данных</w:t>
-            </w:r>
-          </w:p>
-        </w:tc>
-        <w:tc>
-          <w:tcPr>
-            <w:tcW w:type="dxa" w:w="4847"/>
-            <w:vAlign w:val="top"/>
-          </w:tcPr>
-          <w:p>
-            <w:r>
-              <w:t>10%</w:t>
-            </w:r>
-          </w:p>
-        </w:tc>
-      </w:tr>
-      <w:tr>
-        <w:trPr>
           <w:cantSplit/>
         </w:trPr>
         <w:tc>
           <w:tcPr>
             <w:tcW w:type="dxa" w:w="4847"/>
-            <w:vAlign w:val="top"/>
           </w:tcPr>
           <w:p>
+            <w:pPr>
+              <w:spacing w:before="0" w:after="0"/>
+            </w:pPr>
             <w:r>
-              <w:t>ЛР6: CNN и transfer learning для изображений</w:t>
-            </w:r>
-          </w:p>
-        </w:tc>
-        <w:tc>
-          <w:tcPr>
-            <w:tcW w:type="dxa" w:w="4847"/>
-            <w:vAlign w:val="top"/>
-          </w:tcPr>
-          <w:p>
-            <w:r>
-              <w:t>10%</w:t>
-            </w:r>
-          </w:p>
-        </w:tc>
-      </w:tr>
-      <w:tr>
-        <w:trPr>
-          <w:cantSplit/>
-        </w:trPr>
-        <w:tc>
-          <w:tcPr>
-            <w:tcW w:type="dxa" w:w="4847"/>
-            <w:vAlign w:val="top"/>
-          </w:tcPr>
-          <w:p>
-            <w:r>
+              <w:rPr>
+                <w:rFonts w:ascii="Arial" w:hAnsi="Arial"/>
+                <w:sz w:val="18"/>
+              </w:rPr>
               <w:t>Проект: Сквозное программное решение задачи классификации</w:t>
             </w:r>
           </w:p>
@@ -277,10 +417,16 @@
         <w:tc>
           <w:tcPr>
             <w:tcW w:type="dxa" w:w="4847"/>
-            <w:vAlign w:val="top"/>
           </w:tcPr>
           <w:p>
+            <w:pPr>
+              <w:spacing w:before="0" w:after="0"/>
+            </w:pPr>
             <w:r>
+              <w:rPr>
+                <w:rFonts w:ascii="Arial" w:hAnsi="Arial"/>
+                <w:sz w:val="18"/>
+              </w:rPr>
               <w:t>25%</w:t>
             </w:r>
           </w:p>
@@ -289,14 +435,21 @@
       <w:tr>
         <w:trPr>
           <w:cantSplit/>
+          <w:cantSplit/>
         </w:trPr>
         <w:tc>
           <w:tcPr>
             <w:tcW w:type="dxa" w:w="4847"/>
-            <w:vAlign w:val="top"/>
           </w:tcPr>
           <w:p>
+            <w:pPr>
+              <w:spacing w:before="0" w:after="0"/>
+            </w:pPr>
             <w:r>
+              <w:rPr>
+                <w:rFonts w:ascii="Arial" w:hAnsi="Arial"/>
+                <w:sz w:val="18"/>
+              </w:rPr>
               <w:t>Peer-review: Перекрестная экспертиза проекта</w:t>
             </w:r>
           </w:p>
@@ -304,10 +457,16 @@
         <w:tc>
           <w:tcPr>
             <w:tcW w:type="dxa" w:w="4847"/>
-            <w:vAlign w:val="top"/>
           </w:tcPr>
           <w:p>
+            <w:pPr>
+              <w:spacing w:before="0" w:after="0"/>
+            </w:pPr>
             <w:r>
+              <w:rPr>
+                <w:rFonts w:ascii="Arial" w:hAnsi="Arial"/>
+                <w:sz w:val="18"/>
+              </w:rPr>
               <w:t>5%</w:t>
             </w:r>
           </w:p>
@@ -316,14 +475,21 @@
       <w:tr>
         <w:trPr>
           <w:cantSplit/>
+          <w:cantSplit/>
         </w:trPr>
         <w:tc>
           <w:tcPr>
             <w:tcW w:type="dxa" w:w="4847"/>
-            <w:vAlign w:val="top"/>
           </w:tcPr>
           <w:p>
+            <w:pPr>
+              <w:spacing w:before="0" w:after="0"/>
+            </w:pPr>
             <w:r>
+              <w:rPr>
+                <w:rFonts w:ascii="Arial" w:hAnsi="Arial"/>
+                <w:sz w:val="18"/>
+              </w:rPr>
               <w:t>Защита: Презентация и ответы комиссии</w:t>
             </w:r>
           </w:p>
@@ -331,16 +497,34 @@
         <w:tc>
           <w:tcPr>
             <w:tcW w:type="dxa" w:w="4847"/>
-            <w:vAlign w:val="top"/>
           </w:tcPr>
           <w:p>
+            <w:pPr>
+              <w:spacing w:before="0" w:after="0"/>
+            </w:pPr>
             <w:r>
+              <w:rPr>
+                <w:rFonts w:ascii="Arial" w:hAnsi="Arial"/>
+                <w:sz w:val="18"/>
+              </w:rPr>
               <w:t>10%</w:t>
             </w:r>
           </w:p>
         </w:tc>
       </w:tr>
     </w:tbl>
+    <w:p>
+      <w:pPr>
+        <w:spacing w:before="100" w:after="120"/>
+      </w:pPr>
+      <w:r>
+        <w:rPr>
+          <w:rFonts w:ascii="Arial" w:hAnsi="Arial"/>
+          <w:sz w:val="20"/>
+        </w:rPr>
+        <w:t>В составе единого средства «Текущий и рубежный контроль» до 6 баллов начисляется за три тематические текущие проверки и до 6 баллов — за два рубежных контроля. Входная диагностика проводится без начисления баллов.</w:t>
+      </w:r>
+    </w:p>
     <w:p>
       <w:pPr>
         <w:pStyle w:val="Heading2"/>
@@ -408,6 +592,7 @@
       <w:tr>
         <w:trPr>
           <w:tblHeader w:val="true"/>
+          <w:cantSplit/>
         </w:trPr>
         <w:tc>
           <w:tcPr>
@@ -416,9 +601,14 @@
             <w:vAlign w:val="center"/>
           </w:tcPr>
           <w:p>
+            <w:pPr>
+              <w:spacing w:before="0" w:after="0"/>
+            </w:pPr>
             <w:r>
               <w:rPr>
+                <w:rFonts w:ascii="Arial" w:hAnsi="Arial"/>
                 <w:b/>
+                <w:sz w:val="18"/>
               </w:rPr>
               <w:t>Код</w:t>
             </w:r>
@@ -431,9 +621,14 @@
             <w:vAlign w:val="center"/>
           </w:tcPr>
           <w:p>
+            <w:pPr>
+              <w:spacing w:before="0" w:after="0"/>
+            </w:pPr>
             <w:r>
               <w:rPr>
+                <w:rFonts w:ascii="Arial" w:hAnsi="Arial"/>
                 <w:b/>
+                <w:sz w:val="18"/>
               </w:rPr>
               <w:t>Результат</w:t>
             </w:r>
@@ -443,6 +638,7 @@
       <w:tr>
         <w:trPr>
           <w:cantSplit/>
+          <w:cantSplit/>
         </w:trPr>
         <w:tc>
           <w:tcPr>
@@ -450,7 +646,14 @@
             <w:vAlign w:val="top"/>
           </w:tcPr>
           <w:p>
+            <w:pPr>
+              <w:spacing w:before="0" w:after="0"/>
+            </w:pPr>
             <w:r>
+              <w:rPr>
+                <w:rFonts w:ascii="Arial" w:hAnsi="Arial"/>
+                <w:sz w:val="18"/>
+              </w:rPr>
               <w:t>ML-2.1</w:t>
             </w:r>
           </w:p>
@@ -461,7 +664,14 @@
             <w:vAlign w:val="top"/>
           </w:tcPr>
           <w:p>
+            <w:pPr>
+              <w:spacing w:before="0" w:after="0"/>
+            </w:pPr>
             <w:r>
+              <w:rPr>
+                <w:rFonts w:ascii="Arial" w:hAnsi="Arial"/>
+                <w:sz w:val="18"/>
+              </w:rPr>
               <w:t>Различает типы задач МО, выбирает и обосновывает метод решения задачи классификации.</w:t>
             </w:r>
           </w:p>
@@ -470,6 +680,7 @@
       <w:tr>
         <w:trPr>
           <w:cantSplit/>
+          <w:cantSplit/>
         </w:trPr>
         <w:tc>
           <w:tcPr>
@@ -477,7 +688,14 @@
             <w:vAlign w:val="top"/>
           </w:tcPr>
           <w:p>
+            <w:pPr>
+              <w:spacing w:before="0" w:after="0"/>
+            </w:pPr>
             <w:r>
+              <w:rPr>
+                <w:rFonts w:ascii="Arial" w:hAnsi="Arial"/>
+                <w:sz w:val="18"/>
+              </w:rPr>
               <w:t>ML-2.2</w:t>
             </w:r>
           </w:p>
@@ -488,7 +706,14 @@
             <w:vAlign w:val="top"/>
           </w:tcPr>
           <w:p>
+            <w:pPr>
+              <w:spacing w:before="0" w:after="0"/>
+            </w:pPr>
             <w:r>
+              <w:rPr>
+                <w:rFonts w:ascii="Arial" w:hAnsi="Arial"/>
+                <w:sz w:val="18"/>
+              </w:rPr>
               <w:t>Применяет предварительную обработку данных и работу с признаками.</w:t>
             </w:r>
           </w:p>
@@ -497,6 +722,7 @@
       <w:tr>
         <w:trPr>
           <w:cantSplit/>
+          <w:cantSplit/>
         </w:trPr>
         <w:tc>
           <w:tcPr>
@@ -504,7 +730,14 @@
             <w:vAlign w:val="top"/>
           </w:tcPr>
           <w:p>
+            <w:pPr>
+              <w:spacing w:before="0" w:after="0"/>
+            </w:pPr>
             <w:r>
+              <w:rPr>
+                <w:rFonts w:ascii="Arial" w:hAnsi="Arial"/>
+                <w:sz w:val="18"/>
+              </w:rPr>
               <w:t>ML-2.3</w:t>
             </w:r>
           </w:p>
@@ -515,7 +748,14 @@
             <w:vAlign w:val="top"/>
           </w:tcPr>
           <w:p>
+            <w:pPr>
+              <w:spacing w:before="0" w:after="0"/>
+            </w:pPr>
             <w:r>
+              <w:rPr>
+                <w:rFonts w:ascii="Arial" w:hAnsi="Arial"/>
+                <w:sz w:val="18"/>
+              </w:rPr>
               <w:t>Оценивает качество моделей, применяет кросс-валидацию и методы работы с дисбалансом.</w:t>
             </w:r>
           </w:p>
@@ -524,6 +764,7 @@
       <w:tr>
         <w:trPr>
           <w:cantSplit/>
+          <w:cantSplit/>
         </w:trPr>
         <w:tc>
           <w:tcPr>
@@ -531,7 +772,14 @@
             <w:vAlign w:val="top"/>
           </w:tcPr>
           <w:p>
+            <w:pPr>
+              <w:spacing w:before="0" w:after="0"/>
+            </w:pPr>
             <w:r>
+              <w:rPr>
+                <w:rFonts w:ascii="Arial" w:hAnsi="Arial"/>
+                <w:sz w:val="18"/>
+              </w:rPr>
               <w:t>ML-3.1</w:t>
             </w:r>
           </w:p>
@@ -542,7 +790,14 @@
             <w:vAlign w:val="top"/>
           </w:tcPr>
           <w:p>
+            <w:pPr>
+              <w:spacing w:before="0" w:after="0"/>
+            </w:pPr>
             <w:r>
+              <w:rPr>
+                <w:rFonts w:ascii="Arial" w:hAnsi="Arial"/>
+                <w:sz w:val="18"/>
+              </w:rPr>
               <w:t>Обосновывает применение классических методов МО с учителем и их параметров.</w:t>
             </w:r>
           </w:p>
@@ -551,6 +806,7 @@
       <w:tr>
         <w:trPr>
           <w:cantSplit/>
+          <w:cantSplit/>
         </w:trPr>
         <w:tc>
           <w:tcPr>
@@ -558,7 +814,14 @@
             <w:vAlign w:val="top"/>
           </w:tcPr>
           <w:p>
+            <w:pPr>
+              <w:spacing w:before="0" w:after="0"/>
+            </w:pPr>
             <w:r>
+              <w:rPr>
+                <w:rFonts w:ascii="Arial" w:hAnsi="Arial"/>
+                <w:sz w:val="18"/>
+              </w:rPr>
               <w:t>ML-3.2</w:t>
             </w:r>
           </w:p>
@@ -569,7 +832,14 @@
             <w:vAlign w:val="top"/>
           </w:tcPr>
           <w:p>
+            <w:pPr>
+              <w:spacing w:before="0" w:after="0"/>
+            </w:pPr>
             <w:r>
+              <w:rPr>
+                <w:rFonts w:ascii="Arial" w:hAnsi="Arial"/>
+                <w:sz w:val="18"/>
+              </w:rPr>
               <w:t>Применяет классические и ансамблевые методы для достижения требуемых характеристик.</w:t>
             </w:r>
           </w:p>
@@ -578,6 +848,7 @@
       <w:tr>
         <w:trPr>
           <w:cantSplit/>
+          <w:cantSplit/>
         </w:trPr>
         <w:tc>
           <w:tcPr>
@@ -585,7 +856,14 @@
             <w:vAlign w:val="top"/>
           </w:tcPr>
           <w:p>
+            <w:pPr>
+              <w:spacing w:before="0" w:after="0"/>
+            </w:pPr>
             <w:r>
+              <w:rPr>
+                <w:rFonts w:ascii="Arial" w:hAnsi="Arial"/>
+                <w:sz w:val="18"/>
+              </w:rPr>
               <w:t>ML-3.3</w:t>
             </w:r>
           </w:p>
@@ -596,7 +874,14 @@
             <w:vAlign w:val="top"/>
           </w:tcPr>
           <w:p>
+            <w:pPr>
+              <w:spacing w:before="0" w:after="0"/>
+            </w:pPr>
             <w:r>
+              <w:rPr>
+                <w:rFonts w:ascii="Arial" w:hAnsi="Arial"/>
+                <w:sz w:val="18"/>
+              </w:rPr>
               <w:t>Сопоставляет модели с аналогами и оценивает ограничения, объяснимость и ресурсоемкость.</w:t>
             </w:r>
           </w:p>
@@ -605,6 +890,7 @@
       <w:tr>
         <w:trPr>
           <w:cantSplit/>
+          <w:cantSplit/>
         </w:trPr>
         <w:tc>
           <w:tcPr>
@@ -612,7 +898,14 @@
             <w:vAlign w:val="top"/>
           </w:tcPr>
           <w:p>
+            <w:pPr>
+              <w:spacing w:before="0" w:after="0"/>
+            </w:pPr>
             <w:r>
+              <w:rPr>
+                <w:rFonts w:ascii="Arial" w:hAnsi="Arial"/>
+                <w:sz w:val="18"/>
+              </w:rPr>
               <w:t>DL-1.1</w:t>
             </w:r>
           </w:p>
@@ -623,7 +916,14 @@
             <w:vAlign w:val="top"/>
           </w:tcPr>
           <w:p>
+            <w:pPr>
+              <w:spacing w:before="0" w:after="0"/>
+            </w:pPr>
             <w:r>
+              <w:rPr>
+                <w:rFonts w:ascii="Arial" w:hAnsi="Arial"/>
+                <w:sz w:val="18"/>
+              </w:rPr>
               <w:t>Объясняет и применяет основы обучения нейронных сетей: функции потерь, градиенты и оптимизацию.</w:t>
             </w:r>
           </w:p>
@@ -632,6 +932,7 @@
       <w:tr>
         <w:trPr>
           <w:cantSplit/>
+          <w:cantSplit/>
         </w:trPr>
         <w:tc>
           <w:tcPr>
@@ -639,7 +940,14 @@
             <w:vAlign w:val="top"/>
           </w:tcPr>
           <w:p>
+            <w:pPr>
+              <w:spacing w:before="0" w:after="0"/>
+            </w:pPr>
             <w:r>
+              <w:rPr>
+                <w:rFonts w:ascii="Arial" w:hAnsi="Arial"/>
+                <w:sz w:val="18"/>
+              </w:rPr>
               <w:t>DL-1.2</w:t>
             </w:r>
           </w:p>
@@ -650,7 +958,14 @@
             <w:vAlign w:val="top"/>
           </w:tcPr>
           <w:p>
+            <w:pPr>
+              <w:spacing w:before="0" w:after="0"/>
+            </w:pPr>
             <w:r>
+              <w:rPr>
+                <w:rFonts w:ascii="Arial" w:hAnsi="Arial"/>
+                <w:sz w:val="18"/>
+              </w:rPr>
               <w:t>Реализует MLP и выбирает архитектуру, активации и функцию потерь для классификации.</w:t>
             </w:r>
           </w:p>
@@ -659,6 +974,7 @@
       <w:tr>
         <w:trPr>
           <w:cantSplit/>
+          <w:cantSplit/>
         </w:trPr>
         <w:tc>
           <w:tcPr>
@@ -666,7 +982,14 @@
             <w:vAlign w:val="top"/>
           </w:tcPr>
           <w:p>
+            <w:pPr>
+              <w:spacing w:before="0" w:after="0"/>
+            </w:pPr>
             <w:r>
+              <w:rPr>
+                <w:rFonts w:ascii="Arial" w:hAnsi="Arial"/>
+                <w:sz w:val="18"/>
+              </w:rPr>
               <w:t>DL-1.3</w:t>
             </w:r>
           </w:p>
@@ -677,7 +1000,14 @@
             <w:vAlign w:val="top"/>
           </w:tcPr>
           <w:p>
+            <w:pPr>
+              <w:spacing w:before="0" w:after="0"/>
+            </w:pPr>
             <w:r>
+              <w:rPr>
+                <w:rFonts w:ascii="Arial" w:hAnsi="Arial"/>
+                <w:sz w:val="18"/>
+              </w:rPr>
               <w:t>Применяет современные глубокие архитектуры и понимает особенности их обучения.</w:t>
             </w:r>
           </w:p>
@@ -686,6 +1016,7 @@
       <w:tr>
         <w:trPr>
           <w:cantSplit/>
+          <w:cantSplit/>
         </w:trPr>
         <w:tc>
           <w:tcPr>
@@ -693,7 +1024,14 @@
             <w:vAlign w:val="top"/>
           </w:tcPr>
           <w:p>
+            <w:pPr>
+              <w:spacing w:before="0" w:after="0"/>
+            </w:pPr>
             <w:r>
+              <w:rPr>
+                <w:rFonts w:ascii="Arial" w:hAnsi="Arial"/>
+                <w:sz w:val="18"/>
+              </w:rPr>
               <w:t>DL-1.4</w:t>
             </w:r>
           </w:p>
@@ -704,7 +1042,14 @@
             <w:vAlign w:val="top"/>
           </w:tcPr>
           <w:p>
+            <w:pPr>
+              <w:spacing w:before="0" w:after="0"/>
+            </w:pPr>
             <w:r>
+              <w:rPr>
+                <w:rFonts w:ascii="Arial" w:hAnsi="Arial"/>
+                <w:sz w:val="18"/>
+              </w:rPr>
               <w:t>Применяет и настраивает CNN для классификации изображений.</w:t>
             </w:r>
           </w:p>
@@ -733,6 +1078,7 @@
       <w:tr>
         <w:trPr>
           <w:tblHeader w:val="true"/>
+          <w:cantSplit/>
         </w:trPr>
         <w:tc>
           <w:tcPr>
@@ -741,9 +1087,14 @@
             <w:vAlign w:val="center"/>
           </w:tcPr>
           <w:p>
+            <w:pPr>
+              <w:spacing w:before="0" w:after="0"/>
+            </w:pPr>
             <w:r>
               <w:rPr>
+                <w:rFonts w:ascii="Arial" w:hAnsi="Arial"/>
                 <w:b/>
+                <w:sz w:val="18"/>
               </w:rPr>
               <w:t>Индикатор</w:t>
             </w:r>
@@ -756,9 +1107,14 @@
             <w:vAlign w:val="center"/>
           </w:tcPr>
           <w:p>
+            <w:pPr>
+              <w:spacing w:before="0" w:after="0"/>
+            </w:pPr>
             <w:r>
               <w:rPr>
+                <w:rFonts w:ascii="Arial" w:hAnsi="Arial"/>
                 <w:b/>
+                <w:sz w:val="18"/>
               </w:rPr>
               <w:t>Средства</w:t>
             </w:r>
@@ -768,6 +1124,9 @@
       <w:tr>
         <w:trPr>
           <w:cantSplit/>
+          <w:cantSplit/>
+          <w:cantSplit/>
+          <w:cantSplit/>
         </w:trPr>
         <w:tc>
           <w:tcPr>
@@ -775,7 +1134,14 @@
             <w:vAlign w:val="top"/>
           </w:tcPr>
           <w:p>
+            <w:pPr>
+              <w:spacing w:before="0" w:after="0"/>
+            </w:pPr>
             <w:r>
+              <w:rPr>
+                <w:rFonts w:ascii="Arial" w:hAnsi="Arial"/>
+                <w:sz w:val="18"/>
+              </w:rPr>
               <w:t>ML-2.1</w:t>
             </w:r>
           </w:p>
@@ -786,14 +1152,24 @@
             <w:vAlign w:val="top"/>
           </w:tcPr>
           <w:p>
+            <w:pPr>
+              <w:spacing w:before="0" w:after="0"/>
+            </w:pPr>
             <w:r>
-              <w:t>ЛР1, Проект, Защита</w:t>
+              <w:rPr>
+                <w:rFonts w:ascii="Arial" w:hAnsi="Arial"/>
+                <w:sz w:val="18"/>
+              </w:rPr>
+              <w:t>ЛР1, Текущий и рубежный контроль, Проект, Защита</w:t>
             </w:r>
           </w:p>
         </w:tc>
       </w:tr>
       <w:tr>
         <w:trPr>
+          <w:cantSplit/>
+          <w:cantSplit/>
+          <w:cantSplit/>
           <w:cantSplit/>
         </w:trPr>
         <w:tc>
@@ -802,7 +1178,14 @@
             <w:vAlign w:val="top"/>
           </w:tcPr>
           <w:p>
+            <w:pPr>
+              <w:spacing w:before="0" w:after="0"/>
+            </w:pPr>
             <w:r>
+              <w:rPr>
+                <w:rFonts w:ascii="Arial" w:hAnsi="Arial"/>
+                <w:sz w:val="18"/>
+              </w:rPr>
               <w:t>ML-2.2</w:t>
             </w:r>
           </w:p>
@@ -813,14 +1196,24 @@
             <w:vAlign w:val="top"/>
           </w:tcPr>
           <w:p>
+            <w:pPr>
+              <w:spacing w:before="0" w:after="0"/>
+            </w:pPr>
             <w:r>
-              <w:t>ЛР1, Проект</w:t>
+              <w:rPr>
+                <w:rFonts w:ascii="Arial" w:hAnsi="Arial"/>
+                <w:sz w:val="18"/>
+              </w:rPr>
+              <w:t>ЛР1, Текущий и рубежный контроль, Проект</w:t>
             </w:r>
           </w:p>
         </w:tc>
       </w:tr>
       <w:tr>
         <w:trPr>
+          <w:cantSplit/>
+          <w:cantSplit/>
+          <w:cantSplit/>
           <w:cantSplit/>
         </w:trPr>
         <w:tc>
@@ -829,7 +1222,14 @@
             <w:vAlign w:val="top"/>
           </w:tcPr>
           <w:p>
+            <w:pPr>
+              <w:spacing w:before="0" w:after="0"/>
+            </w:pPr>
             <w:r>
+              <w:rPr>
+                <w:rFonts w:ascii="Arial" w:hAnsi="Arial"/>
+                <w:sz w:val="18"/>
+              </w:rPr>
               <w:t>ML-2.3</w:t>
             </w:r>
           </w:p>
@@ -840,14 +1240,24 @@
             <w:vAlign w:val="top"/>
           </w:tcPr>
           <w:p>
+            <w:pPr>
+              <w:spacing w:before="0" w:after="0"/>
+            </w:pPr>
             <w:r>
-              <w:t>ЛР2, Проект, Peer-review</w:t>
+              <w:rPr>
+                <w:rFonts w:ascii="Arial" w:hAnsi="Arial"/>
+                <w:sz w:val="18"/>
+              </w:rPr>
+              <w:t>ЛР2, Текущий и рубежный контроль, Проект, Peer-review</w:t>
             </w:r>
           </w:p>
         </w:tc>
       </w:tr>
       <w:tr>
         <w:trPr>
+          <w:cantSplit/>
+          <w:cantSplit/>
+          <w:cantSplit/>
           <w:cantSplit/>
         </w:trPr>
         <w:tc>
@@ -856,7 +1266,14 @@
             <w:vAlign w:val="top"/>
           </w:tcPr>
           <w:p>
+            <w:pPr>
+              <w:spacing w:before="0" w:after="0"/>
+            </w:pPr>
             <w:r>
+              <w:rPr>
+                <w:rFonts w:ascii="Arial" w:hAnsi="Arial"/>
+                <w:sz w:val="18"/>
+              </w:rPr>
               <w:t>ML-3.1</w:t>
             </w:r>
           </w:p>
@@ -867,14 +1284,24 @@
             <w:vAlign w:val="top"/>
           </w:tcPr>
           <w:p>
+            <w:pPr>
+              <w:spacing w:before="0" w:after="0"/>
+            </w:pPr>
             <w:r>
-              <w:t>ЛР3, Проект, Защита</w:t>
+              <w:rPr>
+                <w:rFonts w:ascii="Arial" w:hAnsi="Arial"/>
+                <w:sz w:val="18"/>
+              </w:rPr>
+              <w:t>ЛР3, Текущий и рубежный контроль, Проект, Защита</w:t>
             </w:r>
           </w:p>
         </w:tc>
       </w:tr>
       <w:tr>
         <w:trPr>
+          <w:cantSplit/>
+          <w:cantSplit/>
+          <w:cantSplit/>
           <w:cantSplit/>
         </w:trPr>
         <w:tc>
@@ -883,7 +1310,14 @@
             <w:vAlign w:val="top"/>
           </w:tcPr>
           <w:p>
+            <w:pPr>
+              <w:spacing w:before="0" w:after="0"/>
+            </w:pPr>
             <w:r>
+              <w:rPr>
+                <w:rFonts w:ascii="Arial" w:hAnsi="Arial"/>
+                <w:sz w:val="18"/>
+              </w:rPr>
               <w:t>ML-3.2</w:t>
             </w:r>
           </w:p>
@@ -894,14 +1328,24 @@
             <w:vAlign w:val="top"/>
           </w:tcPr>
           <w:p>
+            <w:pPr>
+              <w:spacing w:before="0" w:after="0"/>
+            </w:pPr>
             <w:r>
-              <w:t>ЛР4, Проект</w:t>
+              <w:rPr>
+                <w:rFonts w:ascii="Arial" w:hAnsi="Arial"/>
+                <w:sz w:val="18"/>
+              </w:rPr>
+              <w:t>ЛР4, Текущий и рубежный контроль, Проект</w:t>
             </w:r>
           </w:p>
         </w:tc>
       </w:tr>
       <w:tr>
         <w:trPr>
+          <w:cantSplit/>
+          <w:cantSplit/>
+          <w:cantSplit/>
           <w:cantSplit/>
         </w:trPr>
         <w:tc>
@@ -910,7 +1354,14 @@
             <w:vAlign w:val="top"/>
           </w:tcPr>
           <w:p>
+            <w:pPr>
+              <w:spacing w:before="0" w:after="0"/>
+            </w:pPr>
             <w:r>
+              <w:rPr>
+                <w:rFonts w:ascii="Arial" w:hAnsi="Arial"/>
+                <w:sz w:val="18"/>
+              </w:rPr>
               <w:t>ML-3.3</w:t>
             </w:r>
           </w:p>
@@ -921,14 +1372,24 @@
             <w:vAlign w:val="top"/>
           </w:tcPr>
           <w:p>
+            <w:pPr>
+              <w:spacing w:before="0" w:after="0"/>
+            </w:pPr>
             <w:r>
-              <w:t>ЛР3, ЛР4, Проект, Peer-review, Защита</w:t>
+              <w:rPr>
+                <w:rFonts w:ascii="Arial" w:hAnsi="Arial"/>
+                <w:sz w:val="18"/>
+              </w:rPr>
+              <w:t>ЛР3, ЛР4, Текущий и рубежный контроль, Проект, Peer-review, Защита</w:t>
             </w:r>
           </w:p>
         </w:tc>
       </w:tr>
       <w:tr>
         <w:trPr>
+          <w:cantSplit/>
+          <w:cantSplit/>
+          <w:cantSplit/>
           <w:cantSplit/>
         </w:trPr>
         <w:tc>
@@ -937,7 +1398,14 @@
             <w:vAlign w:val="top"/>
           </w:tcPr>
           <w:p>
+            <w:pPr>
+              <w:spacing w:before="0" w:after="0"/>
+            </w:pPr>
             <w:r>
+              <w:rPr>
+                <w:rFonts w:ascii="Arial" w:hAnsi="Arial"/>
+                <w:sz w:val="18"/>
+              </w:rPr>
               <w:t>DL-1.1</w:t>
             </w:r>
           </w:p>
@@ -948,14 +1416,24 @@
             <w:vAlign w:val="top"/>
           </w:tcPr>
           <w:p>
+            <w:pPr>
+              <w:spacing w:before="0" w:after="0"/>
+            </w:pPr>
             <w:r>
-              <w:t>ЛР5, Проект, Защита</w:t>
+              <w:rPr>
+                <w:rFonts w:ascii="Arial" w:hAnsi="Arial"/>
+                <w:sz w:val="18"/>
+              </w:rPr>
+              <w:t>ЛР5, Текущий и рубежный контроль, Проект, Защита</w:t>
             </w:r>
           </w:p>
         </w:tc>
       </w:tr>
       <w:tr>
         <w:trPr>
+          <w:cantSplit/>
+          <w:cantSplit/>
+          <w:cantSplit/>
           <w:cantSplit/>
         </w:trPr>
         <w:tc>
@@ -964,7 +1442,14 @@
             <w:vAlign w:val="top"/>
           </w:tcPr>
           <w:p>
+            <w:pPr>
+              <w:spacing w:before="0" w:after="0"/>
+            </w:pPr>
             <w:r>
+              <w:rPr>
+                <w:rFonts w:ascii="Arial" w:hAnsi="Arial"/>
+                <w:sz w:val="18"/>
+              </w:rPr>
               <w:t>DL-1.2</w:t>
             </w:r>
           </w:p>
@@ -975,14 +1460,24 @@
             <w:vAlign w:val="top"/>
           </w:tcPr>
           <w:p>
+            <w:pPr>
+              <w:spacing w:before="0" w:after="0"/>
+            </w:pPr>
             <w:r>
-              <w:t>ЛР5, Проект</w:t>
+              <w:rPr>
+                <w:rFonts w:ascii="Arial" w:hAnsi="Arial"/>
+                <w:sz w:val="18"/>
+              </w:rPr>
+              <w:t>ЛР5, Текущий и рубежный контроль, Проект</w:t>
             </w:r>
           </w:p>
         </w:tc>
       </w:tr>
       <w:tr>
         <w:trPr>
+          <w:cantSplit/>
+          <w:cantSplit/>
+          <w:cantSplit/>
           <w:cantSplit/>
         </w:trPr>
         <w:tc>
@@ -991,7 +1486,14 @@
             <w:vAlign w:val="top"/>
           </w:tcPr>
           <w:p>
+            <w:pPr>
+              <w:spacing w:before="0" w:after="0"/>
+            </w:pPr>
             <w:r>
+              <w:rPr>
+                <w:rFonts w:ascii="Arial" w:hAnsi="Arial"/>
+                <w:sz w:val="18"/>
+              </w:rPr>
               <w:t>DL-1.3</w:t>
             </w:r>
           </w:p>
@@ -1002,14 +1504,24 @@
             <w:vAlign w:val="top"/>
           </w:tcPr>
           <w:p>
+            <w:pPr>
+              <w:spacing w:before="0" w:after="0"/>
+            </w:pPr>
             <w:r>
-              <w:t>ЛР6, Проект</w:t>
+              <w:rPr>
+                <w:rFonts w:ascii="Arial" w:hAnsi="Arial"/>
+                <w:sz w:val="18"/>
+              </w:rPr>
+              <w:t>ЛР6, Текущий и рубежный контроль, Проект</w:t>
             </w:r>
           </w:p>
         </w:tc>
       </w:tr>
       <w:tr>
         <w:trPr>
+          <w:cantSplit/>
+          <w:cantSplit/>
+          <w:cantSplit/>
           <w:cantSplit/>
         </w:trPr>
         <w:tc>
@@ -1018,7 +1530,14 @@
             <w:vAlign w:val="top"/>
           </w:tcPr>
           <w:p>
+            <w:pPr>
+              <w:spacing w:before="0" w:after="0"/>
+            </w:pPr>
             <w:r>
+              <w:rPr>
+                <w:rFonts w:ascii="Arial" w:hAnsi="Arial"/>
+                <w:sz w:val="18"/>
+              </w:rPr>
               <w:t>DL-1.4</w:t>
             </w:r>
           </w:p>
@@ -1029,8 +1548,15 @@
             <w:vAlign w:val="top"/>
           </w:tcPr>
           <w:p>
+            <w:pPr>
+              <w:spacing w:before="0" w:after="0"/>
+            </w:pPr>
             <w:r>
-              <w:t>ЛР6, Проект</w:t>
+              <w:rPr>
+                <w:rFonts w:ascii="Arial" w:hAnsi="Arial"/>
+                <w:sz w:val="18"/>
+              </w:rPr>
+              <w:t>ЛР6, Текущий и рубежный контроль, Проект</w:t>
             </w:r>
           </w:p>
         </w:tc>
@@ -1068,6 +1594,7 @@
       <w:tr>
         <w:trPr>
           <w:tblHeader w:val="true"/>
+          <w:cantSplit/>
         </w:trPr>
         <w:tc>
           <w:tcPr>
@@ -1076,9 +1603,14 @@
             <w:vAlign w:val="center"/>
           </w:tcPr>
           <w:p>
+            <w:pPr>
+              <w:spacing w:before="0" w:after="0"/>
+            </w:pPr>
             <w:r>
               <w:rPr>
+                <w:rFonts w:ascii="Arial" w:hAnsi="Arial"/>
                 <w:b/>
+                <w:sz w:val="18"/>
               </w:rPr>
               <w:t>Уровень</w:t>
             </w:r>
@@ -1091,9 +1623,14 @@
             <w:vAlign w:val="center"/>
           </w:tcPr>
           <w:p>
+            <w:pPr>
+              <w:spacing w:before="0" w:after="0"/>
+            </w:pPr>
             <w:r>
               <w:rPr>
+                <w:rFonts w:ascii="Arial" w:hAnsi="Arial"/>
                 <w:b/>
+                <w:sz w:val="18"/>
               </w:rPr>
               <w:t>Дескриптор</w:t>
             </w:r>
@@ -1103,6 +1640,7 @@
       <w:tr>
         <w:trPr>
           <w:cantSplit/>
+          <w:cantSplit/>
         </w:trPr>
         <w:tc>
           <w:tcPr>
@@ -1110,7 +1648,14 @@
             <w:vAlign w:val="top"/>
           </w:tcPr>
           <w:p>
+            <w:pPr>
+              <w:spacing w:before="0" w:after="0"/>
+            </w:pPr>
             <w:r>
+              <w:rPr>
+                <w:rFonts w:ascii="Arial" w:hAnsi="Arial"/>
+                <w:sz w:val="18"/>
+              </w:rPr>
               <w:t>10</w:t>
             </w:r>
           </w:p>
@@ -1121,7 +1666,14 @@
             <w:vAlign w:val="top"/>
           </w:tcPr>
           <w:p>
+            <w:pPr>
+              <w:spacing w:before="0" w:after="0"/>
+            </w:pPr>
             <w:r>
+              <w:rPr>
+                <w:rFonts w:ascii="Arial" w:hAnsi="Arial"/>
+                <w:sz w:val="18"/>
+              </w:rPr>
               <w:t>Полное, воспроизводимое и методически обоснованное решение; выводы подтверждены.</w:t>
             </w:r>
           </w:p>
@@ -1130,6 +1682,7 @@
       <w:tr>
         <w:trPr>
           <w:cantSplit/>
+          <w:cantSplit/>
         </w:trPr>
         <w:tc>
           <w:tcPr>
@@ -1137,7 +1690,14 @@
             <w:vAlign w:val="top"/>
           </w:tcPr>
           <w:p>
+            <w:pPr>
+              <w:spacing w:before="0" w:after="0"/>
+            </w:pPr>
             <w:r>
+              <w:rPr>
+                <w:rFonts w:ascii="Arial" w:hAnsi="Arial"/>
+                <w:sz w:val="18"/>
+              </w:rPr>
               <w:t>8</w:t>
             </w:r>
           </w:p>
@@ -1148,7 +1708,14 @@
             <w:vAlign w:val="top"/>
           </w:tcPr>
           <w:p>
+            <w:pPr>
+              <w:spacing w:before="0" w:after="0"/>
+            </w:pPr>
             <w:r>
+              <w:rPr>
+                <w:rFonts w:ascii="Arial" w:hAnsi="Arial"/>
+                <w:sz w:val="18"/>
+              </w:rPr>
               <w:t>Требования выполнены; небольшие недочёты не влияют на выводы.</w:t>
             </w:r>
           </w:p>
@@ -1157,6 +1724,7 @@
       <w:tr>
         <w:trPr>
           <w:cantSplit/>
+          <w:cantSplit/>
         </w:trPr>
         <w:tc>
           <w:tcPr>
@@ -1164,7 +1732,14 @@
             <w:vAlign w:val="top"/>
           </w:tcPr>
           <w:p>
+            <w:pPr>
+              <w:spacing w:before="0" w:after="0"/>
+            </w:pPr>
             <w:r>
+              <w:rPr>
+                <w:rFonts w:ascii="Arial" w:hAnsi="Arial"/>
+                <w:sz w:val="18"/>
+              </w:rPr>
               <w:t>6</w:t>
             </w:r>
           </w:p>
@@ -1175,7 +1750,14 @@
             <w:vAlign w:val="top"/>
           </w:tcPr>
           <w:p>
+            <w:pPr>
+              <w:spacing w:before="0" w:after="0"/>
+            </w:pPr>
             <w:r>
+              <w:rPr>
+                <w:rFonts w:ascii="Arial" w:hAnsi="Arial"/>
+                <w:sz w:val="18"/>
+              </w:rPr>
               <w:t>Работоспособный минимум; анализ и обоснование частично поверхностны.</w:t>
             </w:r>
           </w:p>
@@ -1184,6 +1766,7 @@
       <w:tr>
         <w:trPr>
           <w:cantSplit/>
+          <w:cantSplit/>
         </w:trPr>
         <w:tc>
           <w:tcPr>
@@ -1191,7 +1774,14 @@
             <w:vAlign w:val="top"/>
           </w:tcPr>
           <w:p>
+            <w:pPr>
+              <w:spacing w:before="0" w:after="0"/>
+            </w:pPr>
             <w:r>
+              <w:rPr>
+                <w:rFonts w:ascii="Arial" w:hAnsi="Arial"/>
+                <w:sz w:val="18"/>
+              </w:rPr>
               <w:t>4</w:t>
             </w:r>
           </w:p>
@@ -1202,7 +1792,14 @@
             <w:vAlign w:val="top"/>
           </w:tcPr>
           <w:p>
+            <w:pPr>
+              <w:spacing w:before="0" w:after="0"/>
+            </w:pPr>
             <w:r>
+              <w:rPr>
+                <w:rFonts w:ascii="Arial" w:hAnsi="Arial"/>
+                <w:sz w:val="18"/>
+              </w:rPr>
               <w:t>Фрагментарное решение с существенными пробелами.</w:t>
             </w:r>
           </w:p>
@@ -1211,6 +1808,7 @@
       <w:tr>
         <w:trPr>
           <w:cantSplit/>
+          <w:cantSplit/>
         </w:trPr>
         <w:tc>
           <w:tcPr>
@@ -1218,7 +1816,14 @@
             <w:vAlign w:val="top"/>
           </w:tcPr>
           <w:p>
+            <w:pPr>
+              <w:spacing w:before="0" w:after="0"/>
+            </w:pPr>
             <w:r>
+              <w:rPr>
+                <w:rFonts w:ascii="Arial" w:hAnsi="Arial"/>
+                <w:sz w:val="18"/>
+              </w:rPr>
               <w:t>0–3</w:t>
             </w:r>
           </w:p>
@@ -1229,7 +1834,14 @@
             <w:vAlign w:val="top"/>
           </w:tcPr>
           <w:p>
+            <w:pPr>
+              <w:spacing w:before="0" w:after="0"/>
+            </w:pPr>
             <w:r>
+              <w:rPr>
+                <w:rFonts w:ascii="Arial" w:hAnsi="Arial"/>
+                <w:sz w:val="18"/>
+              </w:rPr>
               <w:t>Результат не подтверждён, невоспроизводим или содержит критические ошибки.</w:t>
             </w:r>
           </w:p>
@@ -1256,7 +1868,7 @@
     </w:p>
     <w:sectPr>
       <w:pgSz w:w="11906" w:h="16838"/>
-      <w:pgMar w:top="1020" w:right="964" w:bottom="1020" w:left="1247" w:header="720" w:footer="720" w:gutter="0"/>
+      <w:pgMar w:top="850" w:right="964" w:bottom="850" w:left="1247" w:header="720" w:footer="720" w:gutter="0"/>
       <w:cols w:space="720"/>
       <w:docGrid w:linePitch="360"/>
     </w:sectPr>
@@ -1627,9 +2239,12 @@
     <w:name w:val="Normal"/>
     <w:qFormat/>
     <w:rsid w:val="00FC693F"/>
+    <w:pPr>
+      <w:spacing w:after="80"/>
+    </w:pPr>
     <w:rPr>
       <w:rFonts w:ascii="Arial" w:hAnsi="Arial"/>
-      <w:sz w:val="20"/>
+      <w:sz w:val="19"/>
     </w:rPr>
   </w:style>
   <w:style w:type="paragraph" w:styleId="Header">
